--- a/tests/sample-mixed-images.docx
+++ b/tests/sample-mixed-images.docx
@@ -14,7 +14,7 @@
           <w:sz w:val="24"/>
           <w:szCs w:val="24"/>
         </w:rPr>
-        <w:t xml:space="preserve">THINKNINE</w:t>
+        <w:t xml:space="preserve">BC PROCESS STUDIO</w:t>
       </w:r>
     </w:p>
     <w:p>
@@ -108,7 +108,7 @@
           <w:p>
             <w:r>
               <w:rPr/>
-              <w:t xml:space="preserve">2026-08-04</w:t>
+              <w:t xml:space="preserve">2026-10-26</w:t>
             </w:r>
           </w:p>
         </w:tc>
@@ -506,7 +506,7 @@
       <w:pPr/>
       <w:r>
         <w:rPr/>
-        <w:t xml:space="preserve">Processen är genomförd enligt arbetsgången och de registrerade ändringarna har sparats i Business Central.</w:t>
+        <w:t xml:space="preserve">Stegen beskriver det observerade arbetsflödet. Kontrollera dokumentets status och bekräfta om processen kräver bokföring i Business Central.</w:t>
       </w:r>
     </w:p>
     <w:p>
@@ -601,7 +601,7 @@
           <w:p>
             <w:r>
               <w:rPr/>
-              <w:t xml:space="preserve">2026-08-04</w:t>
+              <w:t xml:space="preserve">2026-10-26</w:t>
             </w:r>
           </w:p>
         </w:tc>
@@ -652,7 +652,7 @@
         <w:sz w:val="18"/>
         <w:szCs w:val="18"/>
       </w:rPr>
-      <w:t>Thinknine Process Intelligence  |  Sida </w:t>
+      <w:t>BC Process Studio  |  Sida </w:t>
     </w:r>
     <w:r>
       <w:fldChar w:fldCharType="begin"/>
